--- a/Dosificaciones/D Nov-Dic/N9 HIS D Semana 1 DIC.docx
+++ b/Dosificaciones/D Nov-Dic/N9 HIS D Semana 1 DIC.docx
@@ -1025,7 +1025,18 @@
             <w:pPr>
               <w:spacing w:after="0" w:line="240" w:lineRule="auto"/>
               <w:jc w:val="center"/>
-            </w:pPr>
+              <w:rPr>
+                <w:rFonts w:hint="default"/>
+                <w:lang w:val="es-MX"/>
+              </w:rPr>
+            </w:pPr>
+            <w:r>
+              <w:rPr>
+                <w:rFonts w:hint="default"/>
+                <w:lang w:val="es-MX"/>
+              </w:rPr>
+              <w:t>Sí</w:t>
+            </w:r>
           </w:p>
         </w:tc>
         <w:tc>
@@ -1120,7 +1131,7 @@
                 <w:rFonts w:hint="default"/>
                 <w:lang w:val="es-MX"/>
               </w:rPr>
-              <w:t>Revolución Industrial</w:t>
+              <w:t xml:space="preserve">Principios de la Revolución francesa </w:t>
             </w:r>
           </w:p>
         </w:tc>
@@ -1156,6 +1167,13 @@
                 <w:lang w:val="es-MX"/>
               </w:rPr>
             </w:pPr>
+            <w:r>
+              <w:rPr>
+                <w:rFonts w:hint="default"/>
+                <w:lang w:val="es-MX"/>
+              </w:rPr>
+              <w:t>Revolución Industrial</w:t>
+            </w:r>
           </w:p>
         </w:tc>
         <w:tc>
@@ -1168,7 +1186,18 @@
             <w:pPr>
               <w:spacing w:after="0" w:line="240" w:lineRule="auto"/>
               <w:jc w:val="center"/>
-            </w:pPr>
+              <w:rPr>
+                <w:rFonts w:hint="default"/>
+                <w:lang w:val="es-MX"/>
+              </w:rPr>
+            </w:pPr>
+            <w:r>
+              <w:rPr>
+                <w:rFonts w:hint="default"/>
+                <w:lang w:val="es-MX"/>
+              </w:rPr>
+              <w:t>Principios de libertad en occidente</w:t>
+            </w:r>
           </w:p>
         </w:tc>
         <w:tc>
@@ -1341,11 +1370,10 @@
             <w:pPr>
               <w:pStyle w:val="13"/>
               <w:numPr>
-                <w:ilvl w:val="0"/>
-                <w:numId w:val="1"/>
+                <w:numId w:val="0"/>
               </w:numPr>
               <w:spacing w:after="0" w:line="240" w:lineRule="auto"/>
-              <w:ind w:left="420" w:leftChars="0" w:hanging="420" w:firstLineChars="0"/>
+              <w:ind w:leftChars="0"/>
               <w:jc w:val="both"/>
               <w:rPr>
                 <w:rFonts w:hint="default" w:ascii="Calibri" w:hAnsi="Calibri" w:cs="Calibri"/>
@@ -1415,7 +1443,16 @@
                 <w:rFonts w:hint="default" w:ascii="Calibri" w:hAnsi="Calibri" w:cs="Calibri"/>
                 <w:lang w:val="es-MX"/>
               </w:rPr>
-              <w:t xml:space="preserve">2 p.p. 23, 24,25,26 </w:t>
+              <w:t>2</w:t>
+            </w:r>
+            <w:bookmarkStart w:id="0" w:name="_GoBack"/>
+            <w:bookmarkEnd w:id="0"/>
+            <w:r>
+              <w:rPr>
+                <w:rFonts w:hint="default" w:ascii="Calibri" w:hAnsi="Calibri" w:cs="Calibri"/>
+                <w:lang w:val="es-MX"/>
+              </w:rPr>
+              <w:t xml:space="preserve"> p.p. 23, 24,25,26 </w:t>
             </w:r>
           </w:p>
           <w:p>
@@ -1438,7 +1475,7 @@
                 <w:rFonts w:hint="default" w:ascii="Calibri" w:hAnsi="Calibri" w:cs="Calibri"/>
                 <w:lang w:val="es-MX"/>
               </w:rPr>
-              <w:t xml:space="preserve">Sparks: p23 Antes de la Revolución Industrial. </w:t>
+              <w:t xml:space="preserve">Audios: p23 Antes de la Revolución Industrial. </w:t>
             </w:r>
           </w:p>
         </w:tc>
@@ -1526,7 +1563,53 @@
                 <w:rFonts w:hint="default" w:ascii="Calibri" w:hAnsi="Calibri" w:cs="Calibri"/>
                 <w:lang w:val="es-MX"/>
               </w:rPr>
-              <w:t>Sparks: Principios de libertad en occidente.</w:t>
+              <w:t>Sparks: p27Principios de libertad en occidente.</w:t>
+            </w:r>
+          </w:p>
+          <w:p>
+            <w:pPr>
+              <w:pStyle w:val="13"/>
+              <w:numPr>
+                <w:ilvl w:val="0"/>
+                <w:numId w:val="1"/>
+              </w:numPr>
+              <w:spacing w:after="0" w:line="240" w:lineRule="auto"/>
+              <w:ind w:left="420" w:leftChars="0" w:hanging="420" w:firstLineChars="0"/>
+              <w:jc w:val="both"/>
+              <w:rPr>
+                <w:rFonts w:hint="default" w:ascii="Calibri" w:hAnsi="Calibri" w:cs="Calibri"/>
+                <w:lang w:val="es-MX"/>
+              </w:rPr>
+            </w:pPr>
+            <w:r>
+              <w:rPr>
+                <w:rFonts w:hint="default" w:ascii="Calibri" w:hAnsi="Calibri" w:cs="Calibri"/>
+                <w:lang w:val="es-MX"/>
+              </w:rPr>
+              <w:t>Independencia de las trece colonias, pág. 163.</w:t>
+            </w:r>
+          </w:p>
+          <w:p>
+            <w:pPr>
+              <w:pStyle w:val="13"/>
+              <w:numPr>
+                <w:ilvl w:val="0"/>
+                <w:numId w:val="1"/>
+              </w:numPr>
+              <w:spacing w:after="0" w:line="240" w:lineRule="auto"/>
+              <w:ind w:left="420" w:leftChars="0" w:hanging="420" w:firstLineChars="0"/>
+              <w:jc w:val="both"/>
+              <w:rPr>
+                <w:rFonts w:hint="default" w:ascii="Calibri" w:hAnsi="Calibri" w:cs="Calibri"/>
+                <w:lang w:val="es-MX"/>
+              </w:rPr>
+            </w:pPr>
+            <w:r>
+              <w:rPr>
+                <w:rFonts w:hint="default" w:ascii="Calibri" w:hAnsi="Calibri" w:cs="Calibri"/>
+                <w:lang w:val="es-MX"/>
+              </w:rPr>
+              <w:t xml:space="preserve">Cambios y permanencias, pág. 181. </w:t>
             </w:r>
           </w:p>
         </w:tc>
@@ -1780,6 +1863,13 @@
                 <w:lang w:val="es-MX"/>
               </w:rPr>
             </w:pPr>
+            <w:r>
+              <w:rPr>
+                <w:rFonts w:hint="default" w:ascii="Calibri" w:hAnsi="Calibri" w:cs="Calibri"/>
+                <w:lang w:val="es-MX"/>
+              </w:rPr>
+              <w:t xml:space="preserve">Declaración de los Derechos del Hombre y el ciudadano. </w:t>
+            </w:r>
           </w:p>
         </w:tc>
         <w:tc>
@@ -1811,7 +1901,7 @@
             <w:pPr>
               <w:pStyle w:val="8"/>
               <w:spacing w:before="0" w:beforeAutospacing="0" w:after="0" w:afterAutospacing="0"/>
-              <w:jc w:val="both"/>
+              <w:jc w:val="center"/>
               <w:rPr>
                 <w:rFonts w:hint="default" w:ascii="Calibri" w:hAnsi="Calibri" w:cs="Calibri" w:eastAsiaTheme="minorHAnsi"/>
                 <w:sz w:val="22"/>
@@ -1819,6 +1909,15 @@
                 <w:lang w:val="es-MX" w:eastAsia="en-US"/>
               </w:rPr>
             </w:pPr>
+            <w:r>
+              <w:rPr>
+                <w:rFonts w:hint="default" w:ascii="Calibri" w:hAnsi="Calibri" w:cs="Calibri" w:eastAsiaTheme="minorHAnsi"/>
+                <w:sz w:val="22"/>
+                <w:szCs w:val="22"/>
+                <w:lang w:val="es-MX" w:eastAsia="en-US"/>
+              </w:rPr>
+              <w:t>Pros y contras de la Revolución Industrial</w:t>
+            </w:r>
           </w:p>
         </w:tc>
         <w:tc>
@@ -1832,7 +1931,18 @@
               <w:pStyle w:val="13"/>
               <w:spacing w:after="0" w:line="240" w:lineRule="auto"/>
               <w:jc w:val="both"/>
-            </w:pPr>
+              <w:rPr>
+                <w:rFonts w:hint="default"/>
+                <w:lang w:val="es-MX"/>
+              </w:rPr>
+            </w:pPr>
+            <w:r>
+              <w:rPr>
+                <w:rFonts w:hint="default"/>
+                <w:lang w:val="es-MX"/>
+              </w:rPr>
+              <w:t xml:space="preserve">Tratado de París. </w:t>
+            </w:r>
           </w:p>
         </w:tc>
         <w:tc>
@@ -2332,125 +2442,6 @@
           <w:szCs w:val="6"/>
         </w:rPr>
       </w:pPr>
-    </w:p>
-    <w:p>
-      <w:pPr>
-        <w:spacing w:after="0"/>
-        <w:rPr>
-          <w:sz w:val="6"/>
-          <w:szCs w:val="6"/>
-        </w:rPr>
-      </w:pPr>
-    </w:p>
-    <w:p>
-      <w:pPr>
-        <w:spacing w:after="0"/>
-        <w:rPr>
-          <w:sz w:val="6"/>
-          <w:szCs w:val="6"/>
-        </w:rPr>
-      </w:pPr>
-    </w:p>
-    <w:p>
-      <w:pPr>
-        <w:spacing w:after="0"/>
-        <w:rPr>
-          <w:sz w:val="6"/>
-          <w:szCs w:val="6"/>
-        </w:rPr>
-      </w:pPr>
-    </w:p>
-    <w:p>
-      <w:pPr>
-        <w:spacing w:after="0"/>
-        <w:rPr>
-          <w:sz w:val="6"/>
-          <w:szCs w:val="6"/>
-        </w:rPr>
-      </w:pPr>
-    </w:p>
-    <w:p>
-      <w:pPr>
-        <w:spacing w:after="0"/>
-        <w:rPr>
-          <w:sz w:val="6"/>
-          <w:szCs w:val="6"/>
-        </w:rPr>
-      </w:pPr>
-    </w:p>
-    <w:p>
-      <w:pPr>
-        <w:spacing w:after="0"/>
-        <w:rPr>
-          <w:sz w:val="6"/>
-          <w:szCs w:val="6"/>
-        </w:rPr>
-      </w:pPr>
-    </w:p>
-    <w:p>
-      <w:pPr>
-        <w:spacing w:after="0"/>
-        <w:rPr>
-          <w:sz w:val="6"/>
-          <w:szCs w:val="6"/>
-        </w:rPr>
-      </w:pPr>
-    </w:p>
-    <w:p>
-      <w:pPr>
-        <w:spacing w:after="0"/>
-        <w:rPr>
-          <w:sz w:val="6"/>
-          <w:szCs w:val="6"/>
-        </w:rPr>
-      </w:pPr>
-    </w:p>
-    <w:p>
-      <w:pPr>
-        <w:spacing w:after="0"/>
-        <w:rPr>
-          <w:sz w:val="6"/>
-          <w:szCs w:val="6"/>
-        </w:rPr>
-      </w:pPr>
-    </w:p>
-    <w:p>
-      <w:pPr>
-        <w:spacing w:after="0"/>
-        <w:rPr>
-          <w:sz w:val="6"/>
-          <w:szCs w:val="6"/>
-        </w:rPr>
-      </w:pPr>
-    </w:p>
-    <w:p>
-      <w:pPr>
-        <w:spacing w:after="0"/>
-        <w:rPr>
-          <w:sz w:val="6"/>
-          <w:szCs w:val="6"/>
-        </w:rPr>
-      </w:pPr>
-    </w:p>
-    <w:p>
-      <w:pPr>
-        <w:spacing w:after="0"/>
-        <w:rPr>
-          <w:sz w:val="6"/>
-          <w:szCs w:val="6"/>
-        </w:rPr>
-      </w:pPr>
-    </w:p>
-    <w:p>
-      <w:pPr>
-        <w:spacing w:after="0"/>
-        <w:rPr>
-          <w:sz w:val="6"/>
-          <w:szCs w:val="6"/>
-        </w:rPr>
-      </w:pPr>
-      <w:bookmarkStart w:id="0" w:name="_GoBack"/>
-      <w:bookmarkEnd w:id="0"/>
     </w:p>
     <w:p>
       <w:pPr>
